--- a/Files/Book4/4-7-Case-for-Promotion.docx
+++ b/Files/Book4/4-7-Case-for-Promotion.docx
@@ -1,6 +1,6 @@
 
 <file path=word/document.xml><?xml version="1.0" encoding="utf-8"?>
-<w:document xmlns:wpc="http://schemas.microsoft.com/office/word/2010/wordprocessingCanvas" xmlns:cx="http://schemas.microsoft.com/office/drawing/2014/chartex" xmlns:cx1="http://schemas.microsoft.com/office/drawing/2015/9/8/chartex" xmlns:cx2="http://schemas.microsoft.com/office/drawing/2015/10/21/chartex" xmlns:cx3="http://schemas.microsoft.com/office/drawing/2016/5/9/chartex" xmlns:cx4="http://schemas.microsoft.com/office/drawing/2016/5/10/chartex" xmlns:cx5="http://schemas.microsoft.com/office/drawing/2016/5/11/chartex" xmlns:cx6="http://schemas.microsoft.com/office/drawing/2016/5/12/chartex" xmlns:cx7="http://schemas.microsoft.com/office/drawing/2016/5/13/chartex" xmlns:cx8="http://schemas.microsoft.com/office/drawing/2016/5/14/chartex" xmlns:mc="http://schemas.openxmlformats.org/markup-compatibility/2006" xmlns:aink="http://schemas.microsoft.com/office/drawing/2016/ink" xmlns:am3d="http://schemas.microsoft.com/office/drawing/2017/model3d" xmlns:o="urn:schemas-microsoft-com:office:office" xmlns:oel="http://schemas.microsoft.com/office/2019/extlst" xmlns:r="http://schemas.openxmlformats.org/officeDocument/2006/relationships" xmlns:m="http://schemas.openxmlformats.org/officeDocument/2006/math" xmlns:v="urn:schemas-microsoft-com:vml" xmlns:wp14="http://schemas.microsoft.com/office/word/2010/wordprocessingDrawing" xmlns:wp="http://schemas.openxmlformats.org/drawingml/2006/wordprocessingDrawing" xmlns:w10="urn:schemas-microsoft-com:office:word" xmlns:w="http://schemas.openxmlformats.org/wordprocessingml/2006/main" xmlns:w14="http://schemas.microsoft.com/office/word/2010/wordml" xmlns:w15="http://schemas.microsoft.com/office/word/2012/wordml" xmlns:w16cei="http://schemas.microsoft.com/office/word/2026/wordml/cei" xmlns:w16cex="http://schemas.microsoft.com/office/word/2018/wordml/cex" xmlns:w16cid="http://schemas.microsoft.com/office/word/2016/wordml/cid" xmlns:w16="http://schemas.microsoft.com/office/word/2018/wordml" xmlns:w16du="http://schemas.microsoft.com/office/word/2023/wordml/word16du" xmlns:w16sdtdh="http://schemas.microsoft.com/office/word/2020/wordml/sdtdatahash" xmlns:w16sdtfl="http://schemas.microsoft.com/office/word/2024/wordml/sdtformatlock" xmlns:w16se="http://schemas.microsoft.com/office/word/2015/wordml/symex" xmlns:wpg="http://schemas.microsoft.com/office/word/2010/wordprocessingGroup" xmlns:wpi="http://schemas.microsoft.com/office/word/2010/wordprocessingInk" xmlns:wne="http://schemas.microsoft.com/office/word/2006/wordml" xmlns:wps="http://schemas.microsoft.com/office/word/2010/wordprocessingShape" mc:Ignorable="w14 w15 w16se w16cid w16 w16cex w16sdtdh w16sdtfl w16du wp14">
+<w:document xmlns:wpc="http://schemas.microsoft.com/office/word/2010/wordprocessingCanvas" xmlns:cx="http://schemas.microsoft.com/office/drawing/2014/chartex" xmlns:cx1="http://schemas.microsoft.com/office/drawing/2015/9/8/chartex" xmlns:cx2="http://schemas.microsoft.com/office/drawing/2015/10/21/chartex" xmlns:cx3="http://schemas.microsoft.com/office/drawing/2016/5/9/chartex" xmlns:cx4="http://schemas.microsoft.com/office/drawing/2016/5/10/chartex" xmlns:cx5="http://schemas.microsoft.com/office/drawing/2016/5/11/chartex" xmlns:cx6="http://schemas.microsoft.com/office/drawing/2016/5/12/chartex" xmlns:cx7="http://schemas.microsoft.com/office/drawing/2016/5/13/chartex" xmlns:cx8="http://schemas.microsoft.com/office/drawing/2016/5/14/chartex" xmlns:mc="http://schemas.openxmlformats.org/markup-compatibility/2006" xmlns:aink="http://schemas.microsoft.com/office/drawing/2016/ink" xmlns:am3d="http://schemas.microsoft.com/office/drawing/2017/model3d" xmlns:o="urn:schemas-microsoft-com:office:office" xmlns:oel="http://schemas.microsoft.com/office/2019/extlst" xmlns:r="http://schemas.openxmlformats.org/officeDocument/2006/relationships" xmlns:m="http://schemas.openxmlformats.org/officeDocument/2006/math" xmlns:v="urn:schemas-microsoft-com:vml" xmlns:wp14="http://schemas.microsoft.com/office/word/2010/wordprocessingDrawing" xmlns:wp="http://schemas.openxmlformats.org/drawingml/2006/wordprocessingDrawing" xmlns:w10="urn:schemas-microsoft-com:office:word" xmlns:w="http://schemas.openxmlformats.org/wordprocessingml/2006/main" xmlns:w14="http://schemas.microsoft.com/office/word/2010/wordml" xmlns:w15="http://schemas.microsoft.com/office/word/2012/wordml" xmlns:w16cex="http://schemas.microsoft.com/office/word/2018/wordml/cex" xmlns:w16cid="http://schemas.microsoft.com/office/word/2016/wordml/cid" xmlns:w16="http://schemas.microsoft.com/office/word/2018/wordml" xmlns:w16du="http://schemas.microsoft.com/office/word/2023/wordml/word16du" xmlns:w16sdtdh="http://schemas.microsoft.com/office/word/2020/wordml/sdtdatahash" xmlns:w16sdtfl="http://schemas.microsoft.com/office/word/2024/wordml/sdtformatlock" xmlns:w16se="http://schemas.microsoft.com/office/word/2015/wordml/symex" xmlns:wpg="http://schemas.microsoft.com/office/word/2010/wordprocessingGroup" xmlns:wpi="http://schemas.microsoft.com/office/word/2010/wordprocessingInk" xmlns:wne="http://schemas.microsoft.com/office/word/2006/wordml" xmlns:wps="http://schemas.microsoft.com/office/word/2010/wordprocessingShape" mc:Ignorable="w14 w15 w16se w16cid w16 w16cex w16sdtdh w16sdtfl w16du wp14">
   <w:body>
     <w:p>
       <w:pPr>
@@ -88,12 +88,6 @@
         <w:gridCol w:w="8500"/>
       </w:tblGrid>
       <w:tr>
-        <w:tblPrEx>
-          <w:tblCellMar>
-            <w:top w:w="0" w:type="dxa"/>
-            <w:bottom w:w="0" w:type="dxa"/>
-          </w:tblCellMar>
-        </w:tblPrEx>
         <w:tc>
           <w:tcPr>
             <w:tcW w:w="10000" w:type="dxa"/>
@@ -121,12 +115,6 @@
         </w:tc>
       </w:tr>
       <w:tr>
-        <w:tblPrEx>
-          <w:tblCellMar>
-            <w:top w:w="0" w:type="dxa"/>
-            <w:bottom w:w="0" w:type="dxa"/>
-          </w:tblCellMar>
-        </w:tblPrEx>
         <w:tc>
           <w:tcPr>
             <w:tcW w:w="1500" w:type="dxa"/>
@@ -169,18 +157,26 @@
                 <w:sz w:val="19"/>
                 <w:szCs w:val="19"/>
               </w:rPr>
-              <w:t>Automated the weekly status report using a saved ChatGPT prompt fed by pasted source data.</w:t>
+              <w:t>Automated the weekly status report using a saved C</w:t>
+            </w:r>
+            <w:r>
+              <w:rPr>
+                <w:sz w:val="19"/>
+                <w:szCs w:val="19"/>
+              </w:rPr>
+              <w:t>laude</w:t>
+            </w:r>
+            <w:r>
+              <w:rPr>
+                <w:sz w:val="19"/>
+                <w:szCs w:val="19"/>
+              </w:rPr>
+              <w:t xml:space="preserve"> prompt fed by pasted source data.</w:t>
             </w:r>
           </w:p>
         </w:tc>
       </w:tr>
       <w:tr>
-        <w:tblPrEx>
-          <w:tblCellMar>
-            <w:top w:w="0" w:type="dxa"/>
-            <w:bottom w:w="0" w:type="dxa"/>
-          </w:tblCellMar>
-        </w:tblPrEx>
         <w:tc>
           <w:tcPr>
             <w:tcW w:w="1500" w:type="dxa"/>
@@ -229,12 +225,6 @@
         </w:tc>
       </w:tr>
       <w:tr>
-        <w:tblPrEx>
-          <w:tblCellMar>
-            <w:top w:w="0" w:type="dxa"/>
-            <w:bottom w:w="0" w:type="dxa"/>
-          </w:tblCellMar>
-        </w:tblPrEx>
         <w:tc>
           <w:tcPr>
             <w:tcW w:w="1500" w:type="dxa"/>
@@ -283,12 +273,6 @@
         </w:tc>
       </w:tr>
       <w:tr>
-        <w:tblPrEx>
-          <w:tblCellMar>
-            <w:top w:w="0" w:type="dxa"/>
-            <w:bottom w:w="0" w:type="dxa"/>
-          </w:tblCellMar>
-        </w:tblPrEx>
         <w:tc>
           <w:tcPr>
             <w:tcW w:w="1500" w:type="dxa"/>
@@ -386,12 +370,6 @@
         <w:gridCol w:w="8500"/>
       </w:tblGrid>
       <w:tr>
-        <w:tblPrEx>
-          <w:tblCellMar>
-            <w:top w:w="0" w:type="dxa"/>
-            <w:bottom w:w="0" w:type="dxa"/>
-          </w:tblCellMar>
-        </w:tblPrEx>
         <w:tc>
           <w:tcPr>
             <w:tcW w:w="10000" w:type="dxa"/>
@@ -419,12 +397,6 @@
         </w:tc>
       </w:tr>
       <w:tr>
-        <w:tblPrEx>
-          <w:tblCellMar>
-            <w:top w:w="0" w:type="dxa"/>
-            <w:bottom w:w="0" w:type="dxa"/>
-          </w:tblCellMar>
-        </w:tblPrEx>
         <w:tc>
           <w:tcPr>
             <w:tcW w:w="1500" w:type="dxa"/>
@@ -467,18 +439,26 @@
                 <w:sz w:val="19"/>
                 <w:szCs w:val="19"/>
               </w:rPr>
-              <w:t>Built a reusable onboarding email template and refined it with ChatGPT.</w:t>
+              <w:t>Built a reusable onboarding email template and refined it with C</w:t>
+            </w:r>
+            <w:r>
+              <w:rPr>
+                <w:sz w:val="19"/>
+                <w:szCs w:val="19"/>
+              </w:rPr>
+              <w:t>laude</w:t>
+            </w:r>
+            <w:r>
+              <w:rPr>
+                <w:sz w:val="19"/>
+                <w:szCs w:val="19"/>
+              </w:rPr>
+              <w:t>.</w:t>
             </w:r>
           </w:p>
         </w:tc>
       </w:tr>
       <w:tr>
-        <w:tblPrEx>
-          <w:tblCellMar>
-            <w:top w:w="0" w:type="dxa"/>
-            <w:bottom w:w="0" w:type="dxa"/>
-          </w:tblCellMar>
-        </w:tblPrEx>
         <w:tc>
           <w:tcPr>
             <w:tcW w:w="1500" w:type="dxa"/>
@@ -527,12 +507,6 @@
         </w:tc>
       </w:tr>
       <w:tr>
-        <w:tblPrEx>
-          <w:tblCellMar>
-            <w:top w:w="0" w:type="dxa"/>
-            <w:bottom w:w="0" w:type="dxa"/>
-          </w:tblCellMar>
-        </w:tblPrEx>
         <w:tc>
           <w:tcPr>
             <w:tcW w:w="1500" w:type="dxa"/>
@@ -581,12 +555,6 @@
         </w:tc>
       </w:tr>
       <w:tr>
-        <w:tblPrEx>
-          <w:tblCellMar>
-            <w:top w:w="0" w:type="dxa"/>
-            <w:bottom w:w="0" w:type="dxa"/>
-          </w:tblCellMar>
-        </w:tblPrEx>
         <w:tc>
           <w:tcPr>
             <w:tcW w:w="1500" w:type="dxa"/>
@@ -664,12 +632,6 @@
         <w:gridCol w:w="8500"/>
       </w:tblGrid>
       <w:tr>
-        <w:tblPrEx>
-          <w:tblCellMar>
-            <w:top w:w="0" w:type="dxa"/>
-            <w:bottom w:w="0" w:type="dxa"/>
-          </w:tblCellMar>
-        </w:tblPrEx>
         <w:tc>
           <w:tcPr>
             <w:tcW w:w="10000" w:type="dxa"/>
@@ -697,12 +659,6 @@
         </w:tc>
       </w:tr>
       <w:tr>
-        <w:tblPrEx>
-          <w:tblCellMar>
-            <w:top w:w="0" w:type="dxa"/>
-            <w:bottom w:w="0" w:type="dxa"/>
-          </w:tblCellMar>
-        </w:tblPrEx>
         <w:tc>
           <w:tcPr>
             <w:tcW w:w="1500" w:type="dxa"/>
@@ -751,12 +707,6 @@
         </w:tc>
       </w:tr>
       <w:tr>
-        <w:tblPrEx>
-          <w:tblCellMar>
-            <w:top w:w="0" w:type="dxa"/>
-            <w:bottom w:w="0" w:type="dxa"/>
-          </w:tblCellMar>
-        </w:tblPrEx>
         <w:tc>
           <w:tcPr>
             <w:tcW w:w="1500" w:type="dxa"/>
@@ -805,12 +755,6 @@
         </w:tc>
       </w:tr>
       <w:tr>
-        <w:tblPrEx>
-          <w:tblCellMar>
-            <w:top w:w="0" w:type="dxa"/>
-            <w:bottom w:w="0" w:type="dxa"/>
-          </w:tblCellMar>
-        </w:tblPrEx>
         <w:tc>
           <w:tcPr>
             <w:tcW w:w="1500" w:type="dxa"/>
@@ -859,12 +803,6 @@
         </w:tc>
       </w:tr>
       <w:tr>
-        <w:tblPrEx>
-          <w:tblCellMar>
-            <w:top w:w="0" w:type="dxa"/>
-            <w:bottom w:w="0" w:type="dxa"/>
-          </w:tblCellMar>
-        </w:tblPrEx>
         <w:tc>
           <w:tcPr>
             <w:tcW w:w="1500" w:type="dxa"/>
@@ -929,7 +867,7 @@
 </file>
 
 <file path=word/numbering.xml><?xml version="1.0" encoding="utf-8"?>
-<w:numbering xmlns:wpc="http://schemas.microsoft.com/office/word/2010/wordprocessingCanvas" xmlns:cx="http://schemas.microsoft.com/office/drawing/2014/chartex" xmlns:cx1="http://schemas.microsoft.com/office/drawing/2015/9/8/chartex" xmlns:cx2="http://schemas.microsoft.com/office/drawing/2015/10/21/chartex" xmlns:cx3="http://schemas.microsoft.com/office/drawing/2016/5/9/chartex" xmlns:cx4="http://schemas.microsoft.com/office/drawing/2016/5/10/chartex" xmlns:cx5="http://schemas.microsoft.com/office/drawing/2016/5/11/chartex" xmlns:cx6="http://schemas.microsoft.com/office/drawing/2016/5/12/chartex" xmlns:cx7="http://schemas.microsoft.com/office/drawing/2016/5/13/chartex" xmlns:cx8="http://schemas.microsoft.com/office/drawing/2016/5/14/chartex" xmlns:mc="http://schemas.openxmlformats.org/markup-compatibility/2006" xmlns:aink="http://schemas.microsoft.com/office/drawing/2016/ink" xmlns:am3d="http://schemas.microsoft.com/office/drawing/2017/model3d" xmlns:o="urn:schemas-microsoft-com:office:office" xmlns:oel="http://schemas.microsoft.com/office/2019/extlst" xmlns:r="http://schemas.openxmlformats.org/officeDocument/2006/relationships" xmlns:m="http://schemas.openxmlformats.org/officeDocument/2006/math" xmlns:v="urn:schemas-microsoft-com:vml" xmlns:wp14="http://schemas.microsoft.com/office/word/2010/wordprocessingDrawing" xmlns:wp="http://schemas.openxmlformats.org/drawingml/2006/wordprocessingDrawing" xmlns:w10="urn:schemas-microsoft-com:office:word" xmlns:w="http://schemas.openxmlformats.org/wordprocessingml/2006/main" xmlns:w14="http://schemas.microsoft.com/office/word/2010/wordml" xmlns:w15="http://schemas.microsoft.com/office/word/2012/wordml" xmlns:w16cei="http://schemas.microsoft.com/office/word/2026/wordml/cei" xmlns:w16cex="http://schemas.microsoft.com/office/word/2018/wordml/cex" xmlns:w16cid="http://schemas.microsoft.com/office/word/2016/wordml/cid" xmlns:w16="http://schemas.microsoft.com/office/word/2018/wordml" xmlns:w16du="http://schemas.microsoft.com/office/word/2023/wordml/word16du" xmlns:w16sdtdh="http://schemas.microsoft.com/office/word/2020/wordml/sdtdatahash" xmlns:w16sdtfl="http://schemas.microsoft.com/office/word/2024/wordml/sdtformatlock" xmlns:w16se="http://schemas.microsoft.com/office/word/2015/wordml/symex" xmlns:wpg="http://schemas.microsoft.com/office/word/2010/wordprocessingGroup" xmlns:wpi="http://schemas.microsoft.com/office/word/2010/wordprocessingInk" xmlns:wne="http://schemas.microsoft.com/office/word/2006/wordml" xmlns:wps="http://schemas.microsoft.com/office/word/2010/wordprocessingShape" mc:Ignorable="w14 w15 w16se w16cid w16 w16cex w16sdtdh w16sdtfl w16du wp14">
+<w:numbering xmlns:wpc="http://schemas.microsoft.com/office/word/2010/wordprocessingCanvas" xmlns:cx="http://schemas.microsoft.com/office/drawing/2014/chartex" xmlns:cx1="http://schemas.microsoft.com/office/drawing/2015/9/8/chartex" xmlns:cx2="http://schemas.microsoft.com/office/drawing/2015/10/21/chartex" xmlns:cx3="http://schemas.microsoft.com/office/drawing/2016/5/9/chartex" xmlns:cx4="http://schemas.microsoft.com/office/drawing/2016/5/10/chartex" xmlns:cx5="http://schemas.microsoft.com/office/drawing/2016/5/11/chartex" xmlns:cx6="http://schemas.microsoft.com/office/drawing/2016/5/12/chartex" xmlns:cx7="http://schemas.microsoft.com/office/drawing/2016/5/13/chartex" xmlns:cx8="http://schemas.microsoft.com/office/drawing/2016/5/14/chartex" xmlns:mc="http://schemas.openxmlformats.org/markup-compatibility/2006" xmlns:aink="http://schemas.microsoft.com/office/drawing/2016/ink" xmlns:am3d="http://schemas.microsoft.com/office/drawing/2017/model3d" xmlns:o="urn:schemas-microsoft-com:office:office" xmlns:oel="http://schemas.microsoft.com/office/2019/extlst" xmlns:r="http://schemas.openxmlformats.org/officeDocument/2006/relationships" xmlns:m="http://schemas.openxmlformats.org/officeDocument/2006/math" xmlns:v="urn:schemas-microsoft-com:vml" xmlns:wp14="http://schemas.microsoft.com/office/word/2010/wordprocessingDrawing" xmlns:wp="http://schemas.openxmlformats.org/drawingml/2006/wordprocessingDrawing" xmlns:w10="urn:schemas-microsoft-com:office:word" xmlns:w="http://schemas.openxmlformats.org/wordprocessingml/2006/main" xmlns:w14="http://schemas.microsoft.com/office/word/2010/wordml" xmlns:w15="http://schemas.microsoft.com/office/word/2012/wordml" xmlns:w16cex="http://schemas.microsoft.com/office/word/2018/wordml/cex" xmlns:w16cid="http://schemas.microsoft.com/office/word/2016/wordml/cid" xmlns:w16="http://schemas.microsoft.com/office/word/2018/wordml" xmlns:w16du="http://schemas.microsoft.com/office/word/2023/wordml/word16du" xmlns:w16sdtdh="http://schemas.microsoft.com/office/word/2020/wordml/sdtdatahash" xmlns:w16sdtfl="http://schemas.microsoft.com/office/word/2024/wordml/sdtformatlock" xmlns:w16se="http://schemas.microsoft.com/office/word/2015/wordml/symex" xmlns:wpg="http://schemas.microsoft.com/office/word/2010/wordprocessingGroup" xmlns:wpi="http://schemas.microsoft.com/office/word/2010/wordprocessingInk" xmlns:wne="http://schemas.microsoft.com/office/word/2006/wordml" xmlns:wps="http://schemas.microsoft.com/office/word/2010/wordprocessingShape" mc:Ignorable="w14 w15 w16se w16cid w16 w16cex w16sdtdh w16sdtfl w16du wp14">
   <w:abstractNum w:abstractNumId="0" w15:restartNumberingAfterBreak="0">
     <w:nsid w:val="4080364E"/>
     <w:multiLevelType w:val="hybridMultilevel"/>
